--- a/briefs/south-carolina/rising-cost-of-living/citizen-v2/appendices/appendices.docx
+++ b/briefs/south-carolina/rising-cost-of-living/citizen-v2/appendices/appendices.docx
@@ -62347,6 +62347,82 @@
       </w:r>
       <w:r>
         <w:t xml:space="preserve">anywhere. No party labels appear anywhere (no roster join fetched).</w:t>
+      </w:r>
+    </w:p>
+    <w:p>
+      <w:pPr>
+        <w:numPr>
+          <w:ilvl w:val="0"/>
+          <w:numId w:val="1020"/>
+        </w:numPr>
+        <w:pStyle w:val="Compact"/>
+      </w:pPr>
+      <w:r>
+        <w:t xml:space="preserve">Independent fact-check (2026-09-04): every headline claim was re-verified</w:t>
+      </w:r>
+      <w:r>
+        <w:t xml:space="preserve"> </w:t>
+      </w:r>
+      <w:r>
+        <w:t xml:space="preserve">against sources independent of this repository’s mirror — the live</w:t>
+      </w:r>
+      <w:r>
+        <w:t xml:space="preserve"> </w:t>
+      </w:r>
+      <w:r>
+        <w:t xml:space="preserve">scstatehouse.gov bill histories and ratified texts (31 bills: all act</w:t>
+      </w:r>
+      <w:r>
+        <w:t xml:space="preserve"> </w:t>
+      </w:r>
+      <w:r>
+        <w:t xml:space="preserve">numbers and all cited roll calls matched), the live enacted Part IB pages</w:t>
+      </w:r>
+      <w:r>
+        <w:t xml:space="preserve"> </w:t>
+      </w:r>
+      <w:r>
+        <w:t xml:space="preserve">(9 provisos), and the current SC Code (9 sections), plus the State</w:t>
+      </w:r>
+      <w:r>
+        <w:t xml:space="preserve"> </w:t>
+      </w:r>
+      <w:r>
+        <w:t xml:space="preserve">Register for the graduation regulation.</w:t>
+      </w:r>
+      <w:r>
+        <w:t xml:space="preserve"> </w:t>
+      </w:r>
+      <w:r>
+        <w:rPr>
+          <w:bCs/>
+          <w:b/>
+        </w:rPr>
+        <w:t xml:space="preserve">No discrepancies found.</w:t>
+      </w:r>
+      <w:r>
+        <w:t xml:space="preserve"> </w:t>
+      </w:r>
+      <w:r>
+        <w:t xml:space="preserve">Full</w:t>
+      </w:r>
+      <w:r>
+        <w:t xml:space="preserve"> </w:t>
+      </w:r>
+      <w:r>
+        <w:t xml:space="preserve">report:</w:t>
+      </w:r>
+      <w:r>
+        <w:t xml:space="preserve"> </w:t>
+      </w:r>
+      <w:r>
+        <w:rPr>
+          <w:rStyle w:val="VerbatimChar"/>
+        </w:rPr>
+        <w:t xml:space="preserve">working/south-carolina/rising-cost-of-living/   independent-fact-check-2026-09-04.md</w:t>
+      </w:r>
+      <w:r>
+        <w:t xml:space="preserve">.</w:t>
       </w:r>
     </w:p>
     <w:p>

--- a/briefs/south-carolina/rising-cost-of-living/citizen-v2/appendices/appendices.docx
+++ b/briefs/south-carolina/rising-cost-of-living/citizen-v2/appendices/appendices.docx
@@ -58834,6 +58834,100 @@
         <w:t xml:space="preserve">not part of the legislative record.</w:t>
       </w:r>
     </w:p>
+    <w:p>
+      <w:pPr>
+        <w:numPr>
+          <w:ilvl w:val="0"/>
+          <w:numId w:val="1014"/>
+        </w:numPr>
+        <w:pStyle w:val="Compact"/>
+      </w:pPr>
+      <w:r>
+        <w:rPr>
+          <w:bCs/>
+          <w:b/>
+        </w:rPr>
+        <w:t xml:space="preserve">The record covers the General Assembly only — not county action.</w:t>
+      </w:r>
+      <w:r>
+        <w:t xml:space="preserve"> </w:t>
+      </w:r>
+      <w:r>
+        <w:t xml:space="preserve">County ordinances, county referenda, and county adoptions of</w:t>
+      </w:r>
+      <w:r>
+        <w:t xml:space="preserve"> </w:t>
+      </w:r>
+      <w:r>
+        <w:t xml:space="preserve">local-option taxes (such as the Local Option Sales Tax, §4-10-10, or the</w:t>
+      </w:r>
+      <w:r>
+        <w:t xml:space="preserve"> </w:t>
+      </w:r>
+      <w:r>
+        <w:t xml:space="preserve">2000 vehicle-tax swap, §4-10-510) are not in this dataset. Where the</w:t>
+      </w:r>
+      <w:r>
+        <w:t xml:space="preserve"> </w:t>
+      </w:r>
+      <w:r>
+        <w:t xml:space="preserve">packet says an idea was</w:t>
+      </w:r>
+      <w:r>
+        <w:t xml:space="preserve"> </w:t>
+      </w:r>
+      <w:r>
+        <w:t xml:space="preserve">“</w:t>
+      </w:r>
+      <w:r>
+        <w:t xml:space="preserve">never filed</w:t>
+      </w:r>
+      <w:r>
+        <w:t xml:space="preserve">”</w:t>
+      </w:r>
+      <w:r>
+        <w:t xml:space="preserve"> </w:t>
+      </w:r>
+      <w:r>
+        <w:t xml:space="preserve">or</w:t>
+      </w:r>
+      <w:r>
+        <w:t xml:space="preserve"> </w:t>
+      </w:r>
+      <w:r>
+        <w:t xml:space="preserve">“</w:t>
+      </w:r>
+      <w:r>
+        <w:t xml:space="preserve">never voted on,</w:t>
+      </w:r>
+      <w:r>
+        <w:t xml:space="preserve">”</w:t>
+      </w:r>
+      <w:r>
+        <w:t xml:space="preserve"> </w:t>
+      </w:r>
+      <w:r>
+        <w:t xml:space="preserve">that</w:t>
+      </w:r>
+      <w:r>
+        <w:t xml:space="preserve"> </w:t>
+      </w:r>
+      <w:r>
+        <w:t xml:space="preserve">describes state bills only — it does not mean no county has acted, and</w:t>
+      </w:r>
+      <w:r>
+        <w:t xml:space="preserve"> </w:t>
+      </w:r>
+      <w:r>
+        <w:t xml:space="preserve">the packet makes no claims about which counties have used the</w:t>
+      </w:r>
+      <w:r>
+        <w:t xml:space="preserve"> </w:t>
+      </w:r>
+      <w:r>
+        <w:t xml:space="preserve">county-option levers it cites.</w:t>
+      </w:r>
+    </w:p>
     <w:bookmarkEnd w:id="78"/>
     <w:bookmarkStart w:id="82" w:name="X3dfd29a35d1e41d794ee6ff59433fdbbef2a644"/>
     <w:p>
@@ -61184,7 +61278,67 @@
         <w:t xml:space="preserve"> </w:t>
       </w:r>
       <w:r>
-        <w:t xml:space="preserve">H5014) would have exempted one car for seniors.</w:t>
+        <w:t xml:space="preserve">H5014) would have exempted one car for seniors. A county tool already</w:t>
+      </w:r>
+      <w:r>
+        <w:t xml:space="preserve"> </w:t>
+      </w:r>
+      <w:r>
+        <w:t xml:space="preserve">exists in standing law: since 2000, the Personal Property Tax Exemption</w:t>
+      </w:r>
+      <w:r>
+        <w:t xml:space="preserve"> </w:t>
+      </w:r>
+      <w:r>
+        <w:t xml:space="preserve">Sales Tax Act (§4-10-510) has let a county, by ordinance and county</w:t>
+      </w:r>
+      <w:r>
+        <w:t xml:space="preserve"> </w:t>
+      </w:r>
+      <w:r>
+        <w:t xml:space="preserve">referendum, end property taxes on cars and boats and replace the money</w:t>
+      </w:r>
+      <w:r>
+        <w:t xml:space="preserve"> </w:t>
+      </w:r>
+      <w:r>
+        <w:t xml:space="preserve">with a local sales tax — by its own text,</w:t>
+      </w:r>
+      <w:r>
+        <w:t xml:space="preserve"> </w:t>
+      </w:r>
+      <w:r>
+        <w:t xml:space="preserve">“</w:t>
+      </w:r>
+      <w:r>
+        <w:t xml:space="preserve">the only method</w:t>
+      </w:r>
+      <w:r>
+        <w:t xml:space="preserve">”</w:t>
+      </w:r>
+      <w:r>
+        <w:t xml:space="preserve"> </w:t>
+      </w:r>
+      <w:r>
+        <w:t xml:space="preserve">to do so.</w:t>
+      </w:r>
+      <w:r>
+        <w:t xml:space="preserve"> </w:t>
+      </w:r>
+      <w:r>
+        <w:t xml:space="preserve">The budget backstops the swap each year (proviso 117.37, Appendix G).</w:t>
+      </w:r>
+      <w:r>
+        <w:t xml:space="preserve"> </w:t>
+      </w:r>
+      <w:r>
+        <w:t xml:space="preserve">Whether any county has adopted it is a county decision outside this</w:t>
+      </w:r>
+      <w:r>
+        <w:t xml:space="preserve"> </w:t>
+      </w:r>
+      <w:r>
+        <w:t xml:space="preserve">dataset.</w:t>
       </w:r>
     </w:p>
     <w:p>
@@ -61212,13 +61366,25 @@
         <w:t xml:space="preserve"> </w:t>
       </w:r>
       <w:r>
-        <w:t xml:space="preserve">2026, 69 of 2021), the municipal sales-tax swap (Act 228 of 2026), and</w:t>
+        <w:t xml:space="preserve">2026, 69 of 2021), the municipal sales-tax swap (Act 228 of 2026) — which</w:t>
       </w:r>
       <w:r>
         <w:t xml:space="preserve"> </w:t>
       </w:r>
       <w:r>
-        <w:t xml:space="preserve">one-year budget relief — the extra $25,000 homestead exemption (FY</w:t>
+        <w:t xml:space="preserve">extends to cities the swap counties have had since the early 1990s under</w:t>
+      </w:r>
+      <w:r>
+        <w:t xml:space="preserve"> </w:t>
+      </w:r>
+      <w:r>
+        <w:t xml:space="preserve">the Local Option Sales Tax (§4-10-10, funding property-tax credits) — and</w:t>
+      </w:r>
+      <w:r>
+        <w:t xml:space="preserve"> </w:t>
+      </w:r>
+      <w:r>
+        <w:t xml:space="preserve">one-year budget relief: the extra $25,000 homestead exemption (FY</w:t>
       </w:r>
       <w:r>
         <w:t xml:space="preserve"> </w:t>
@@ -61314,19 +61480,37 @@
         <w:t xml:space="preserve"> </w:t>
       </w:r>
       <w:r>
-        <w:t xml:space="preserve">property and vehicle taxes are local revenue under state rules;</w:t>
+        <w:t xml:space="preserve">property and vehicle taxes are county-levied taxes under state</w:t>
       </w:r>
       <w:r>
         <w:t xml:space="preserve"> </w:t>
       </w:r>
       <w:r>
-        <w:t xml:space="preserve">changing them is a General Assembly lever with direct local-budget</w:t>
+        <w:t xml:space="preserve">rules. Several relief levers are county-option statutes decided by county</w:t>
       </w:r>
       <w:r>
         <w:t xml:space="preserve"> </w:t>
       </w:r>
       <w:r>
-        <w:t xml:space="preserve">consequences.</w:t>
+        <w:t xml:space="preserve">voters (the Local Option Sales Tax, §4-10-10; the vehicle-tax swap,</w:t>
+      </w:r>
+      <w:r>
+        <w:t xml:space="preserve"> </w:t>
+      </w:r>
+      <w:r>
+        <w:t xml:space="preserve">§4-10-510), so the state bill record alone does not show what counties</w:t>
+      </w:r>
+      <w:r>
+        <w:t xml:space="preserve"> </w:t>
+      </w:r>
+      <w:r>
+        <w:t xml:space="preserve">have done; statewide changes remain a General Assembly lever with direct</w:t>
+      </w:r>
+      <w:r>
+        <w:t xml:space="preserve"> </w:t>
+      </w:r>
+      <w:r>
+        <w:t xml:space="preserve">local-budget consequences.</w:t>
       </w:r>
     </w:p>
     <w:bookmarkEnd w:id="86"/>
@@ -61416,7 +61600,13 @@
         <w:t xml:space="preserve"> </w:t>
       </w:r>
       <w:r>
-        <w:t xml:space="preserve">regulation/governance (S595, Act 52 of 2019; H4023, Act 81 of 2023; S862,</w:t>
+        <w:t xml:space="preserve">regulation/governance (S595, Act 52 of 2019; H4023, Act 81 of 2023 —</w:t>
+      </w:r>
+      <w:r>
+        <w:t xml:space="preserve"> </w:t>
+      </w:r>
+      <w:r>
+        <w:t xml:space="preserve">restructuring the county-level First Steps partnership boards; S862,</w:t>
       </w:r>
       <w:r>
         <w:t xml:space="preserve"> </w:t>
